--- a/companies/northgate-staffing/Engagements/Coleman Ltd/2016.06.18 - Status Report - Coleman Ltd v2 FINAL.docx
+++ b/companies/northgate-staffing/Engagements/Coleman Ltd/2016.06.18 - Status Report - Coleman Ltd v2 FINAL.docx
@@ -7,12 +7,12 @@
         <w:pStyle w:val="Heading1"/>
       </w:pPr>
       <w:r>
-        <w:t>Status Report — Vice President of Engineering Search</w:t>
+        <w:t>Status Report: VP Engineering Search</w:t>
       </w:r>
     </w:p>
     <w:p>
       <w:r>
-        <w:t>Prepared for the leadership of Coleman Ltd by Jeffrey Patterson, Research Consultant. This report covers the period since our last update and marks roughly the midpoint of the engagement.</w:t>
+        <w:t>Prepared for the leadership team at Coleman Ltd, covering the period since our working session in May. The search is at its midpoint and is on schedule.</w:t>
       </w:r>
     </w:p>
     <w:p>
@@ -20,12 +20,17 @@
         <w:pStyle w:val="Heading2"/>
       </w:pPr>
       <w:r>
-        <w:t>Where we stand</w:t>
+        <w:t>Where the search stands</w:t>
       </w:r>
     </w:p>
     <w:p>
       <w:r>
-        <w:t>The short version is that the search is on track. We have moved from mapping the market to working a live field of candidates, and we expect to bring you a first slate in the coming weeks. Nothing has arisen that changes our confidence in filling the role for Coleman Ltd well and on a sensible timeline. The rest of this report fills in that picture.</w:t>
+        <w:t>We have a slate. Five candidates have come through our own assessment process, four of them at or above the standard the specification sets, and the fifth strong enough that we would want you to see the comparison. The compensation band, which was the open question in May, has been settled on your side, and the two conversations that were at risk over it have both stayed live as a result. The next material step belongs to you now, not to us.</w:t>
+      </w:r>
+    </w:p>
+    <w:p>
+      <w:r>
+        <w:t>It is worth recording what the market has cost us to reach that point, because it bears on how the remaining months should be run. We approached seventy-one people across the mapped companies. Thirty-one took a first conversation, nineteen were taken through to a full interview, and five are on the slate. Two prospects withdrew after being promoted where they were, which is the ordinary hazard of a search in a market this tight, and it is the reason we keep a second wave in reserve instead of closing the list early.</w:t>
       </w:r>
     </w:p>
     <w:p>
@@ -33,27 +38,39 @@
         <w:pStyle w:val="Heading2"/>
       </w:pPr>
       <w:r>
-        <w:t>What we have accomplished</w:t>
+        <w:t>Completed in this period</w:t>
       </w:r>
     </w:p>
     <w:p>
+      <w:pPr>
+        <w:pStyle w:val="ListBullet"/>
+      </w:pPr>
       <w:r>
-        <w:t>John Chang has completed the market map and built it into a long list that we are now actively working. The map reached wider than we first planned, into two adjacent sectors where the relevant leadership experience also sits, and that breadth has paid off in the quality of the names we are speaking with.</w:t>
+        <w:t>1. We closed the second wave of approaches. The full target list has now been worked, including the three companies you ruled on after the April briefing, two of which you cleared and one of which we have left alone.</w:t>
       </w:r>
     </w:p>
     <w:p>
+      <w:pPr>
+        <w:pStyle w:val="ListBullet"/>
+      </w:pPr>
       <w:r>
-        <w:t>James Grant has led the assessment of the strongest candidates against the specification. He has held first exploratory conversations with several of them, all conducted discreetly and, as always, with candidates described by their current role rather than by name in anything we circulate. Those conversations have told us as much about who to pursue harder as about who to set aside.</w:t>
+        <w:t>2. James Grant completed the assessment interviews in the adjacent sectors, which produced the fifth candidate and eliminated four others.</w:t>
       </w:r>
     </w:p>
     <w:p>
+      <w:pPr>
+        <w:pStyle w:val="ListBullet"/>
+      </w:pPr>
       <w:r>
-        <w:t>For my part, I have kept the threads moving and the scheduling clean, which at this stage is most of the work. A search of this kind lives or dies on follow-up, and no candidate we care about has been left waiting on us for an answer.</w:t>
+        <w:t>3. We interviewed every candidate on the slate in person, with written appraisals against the specification rather than against each other. John Chang has those appraisals ready to circulate on the day of the presentation.</w:t>
       </w:r>
     </w:p>
     <w:p>
+      <w:pPr>
+        <w:pStyle w:val="ListBullet"/>
+      </w:pPr>
       <w:r>
-        <w:t>One useful outcome of the early conversations is that they have tested the specification against real people. The brief has held up well. Nothing we have heard has sent us back to redraw the role, which tells us the kickoff work was sound and that the field we are building is the right one to be building. Where a candidate has fallen short, it has been on a clear line in the brief rather than on a vague sense of fit.</w:t>
+        <w:t>4. We began preliminary reference work on the two candidates who have told their own employers they are in a process. For the rest the references wait until you have interviewed them.</w:t>
       </w:r>
     </w:p>
     <w:p>
@@ -61,12 +78,39 @@
         <w:pStyle w:val="Heading2"/>
       </w:pPr>
       <w:r>
-        <w:t>The budget</w:t>
+        <w:t>The period ahead</w:t>
       </w:r>
     </w:p>
     <w:p>
+      <w:pPr>
+        <w:pStyle w:val="ListBullet"/>
+      </w:pPr>
       <w:r>
-        <w:t>The engagement remains within its agreed terms. Our fixed professional fee of $105,000 covers the search through to placement, and we do not foresee any additional cost beyond the modest, pre-agreed out-of-pocket items. You should expect no surprises on the invoice, and we will flag anything unusual well before it reaches one.</w:t>
+        <w:t>1. Slate presentation. Ninety minutes with you and whoever else will interview, taking the candidates one at a time by role and record. Names are given in the room and in the written appraisals, and not before.</w:t>
+      </w:r>
+    </w:p>
+    <w:p>
+      <w:pPr>
+        <w:pStyle w:val="ListBullet"/>
+      </w:pPr>
+      <w:r>
+        <w:t>2. First-round client interviews, which we schedule and prepare candidates for. Two of the five will need to travel and their availability is genuinely tight; the earlier we hold dates, the less we lose here.</w:t>
+      </w:r>
+    </w:p>
+    <w:p>
+      <w:pPr>
+        <w:pStyle w:val="ListBullet"/>
+      </w:pPr>
+      <w:r>
+        <w:t>3. Full referencing on whoever you take to a second round, and a verification pass on the record each of them has given us.</w:t>
+      </w:r>
+    </w:p>
+    <w:p>
+      <w:pPr>
+        <w:pStyle w:val="ListBullet"/>
+      </w:pPr>
+      <w:r>
+        <w:t>4. Offer and close. We will advise on the package and manage the conversation with the candidate through acceptance and notice.</w:t>
       </w:r>
     </w:p>
     <w:p>
@@ -74,17 +118,36 @@
         <w:pStyle w:val="Heading2"/>
       </w:pPr>
       <w:r>
-        <w:t>What comes next</w:t>
+        <w:t>Risks, and where we need you</w:t>
       </w:r>
     </w:p>
     <w:p>
       <w:r>
-        <w:t>Over the next several weeks we will bring the current approaches to a close and narrow the long list to a shortlist we are prepared to stand behind. We will then complete a first round of references on the leading candidates before presenting a slate, so that when you meet them you are meeting people we have already checked. We will hold to our regular rhythm of updates throughout, and I will confirm the date of the slate presentation as soon as it is firm.</w:t>
+        <w:t>Three things could cost us time between here and an accepted offer, and each of them sits at least partly on your side of the table, so I set them out before asking for anything.</w:t>
       </w:r>
     </w:p>
     <w:p>
+      <w:pPr>
+        <w:pStyle w:val="ListBullet"/>
+      </w:pPr>
       <w:r>
-        <w:t>When the slate is ready, we will present each candidate with a written summary and our own read on strengths and risks, still by current role until you have decided to proceed. We will suggest an interview order and handle the scheduling from our side. All we will ask of you at that point is a small, consistent panel and prompt feedback after each conversation, since a slate goes stale quickly if it is left to sit.</w:t>
+        <w:t>1. Interview scheduling. A senior person in a live job can hold two or three conversations in a month, not ten. If your interviewers can block dates now, before the presentation, we will protect several weeks of the schedule.</w:t>
+      </w:r>
+    </w:p>
+    <w:p>
+      <w:pPr>
+        <w:pStyle w:val="ListBullet"/>
+      </w:pPr>
+      <w:r>
+        <w:t>2. Time between rounds. The candidates who impress you will read a long gap as a loss of interest and start listening to other approaches. We would like no more than two weeks between rounds.</w:t>
+      </w:r>
+    </w:p>
+    <w:p>
+      <w:pPr>
+        <w:pStyle w:val="ListBullet"/>
+      </w:pPr>
+      <w:r>
+        <w:t>3. Counteroffers. Two of the five are people their employers will fight to keep. We prepare candidates for that conversation, but the preparation only works if the offer, when it comes, is decided and not tentative.</w:t>
       </w:r>
     </w:p>
     <w:p>
@@ -92,22 +155,39 @@
         <w:pStyle w:val="Heading2"/>
       </w:pPr>
       <w:r>
-        <w:t>What we are watching</w:t>
+        <w:t>Budget</w:t>
       </w:r>
     </w:p>
     <w:p>
       <w:r>
-        <w:t>Two risks deserve mention, neither of them pressing. The first is availability: one or two of the most attractive candidates sit in roles they are not obviously looking to leave, and moving them will take patience. The second is notice periods, which can add time at the end of a search that looks fast in the middle. We are managing both by keeping the field wider than we strictly need until the shortlist is firm.</w:t>
+        <w:t>The engagement fee remains $105,000, fixed as set out in our agreement, and nothing in the work to date changes it. We will invoice the second of the three installments on presentation of the slate. Expenses to date are limited to candidate travel for two in-person interviews and are running well inside what we would have estimated at this point.</w:t>
+      </w:r>
+    </w:p>
+    <w:p>
+      <w:pPr>
+        <w:pStyle w:val="Heading2"/>
+      </w:pPr>
+      <w:r>
+        <w:t>Summary</w:t>
       </w:r>
     </w:p>
     <w:p>
       <w:r>
-        <w:t>There is also the constant of confidentiality. The people we are speaking with have not, as a rule, told their current employers, and we protect that carefully. It is the reason we ask that Coleman Ltd hold the same discretion on candidate identities that we do. So far the process has stayed tight, and we intend to keep it that way.</w:t>
+        <w:t>The search is where it should be at the midpoint: a slate ready, the compensation question closed, and the market worked far enough that we can say with confidence what is in it and what is not. Nothing in the second half of this engagement asks you to take our word for a candidate. You will meet all five, you will have the written appraisals in front of you, and where we could not verify something in a record we will say so in the room.</w:t>
       </w:r>
     </w:p>
     <w:p>
       <w:r>
-        <w:t>In short, the search is where it should be at the halfway mark, and the next milestone is the shortlist. James Grant and John Chang will bring the field to that point over the coming weeks, and I will keep you posted the moment there is something firm to share.</w:t>
+        <w:t>The one action that moves everything else is fixing the presentation date, and John Chang will call your office this week to do it. If any part of this report raises a question you want to put to me directly, my line is open.</w:t>
+      </w:r>
+    </w:p>
+    <w:p>
+      <w:r>
+        <w:t>Jeffrey Patterson</w:t>
+        <w:br/>
+        <w:t>Research Consultant</w:t>
+        <w:br/>
+        <w:t>Northgate Talent Partners</w:t>
       </w:r>
     </w:p>
     <w:sectPr>
